--- a/deliverables/Team_05_25BDS0318_25BDS0308_IEEE_Paper.docx
+++ b/deliverables/Team_05_25BDS0318_25BDS0308_IEEE_Paper.docx
@@ -1592,7 +1592,7 @@
           <w:b w:val="0"/>
           <w:sz w:val="20"/>
         </w:rPr>
-        <w:t xml:space="preserve"> The platform passes 65 unit and 8 end-to-end tests, answers a SQL console query in 4.7 ms on the lite data, and scores 96-100 in Lighthouse accessibility, best-practice and SEO audits.</w:t>
+        <w:t xml:space="preserve"> The platform passes 65 unit and 8 end-to-end tests, answers a SQL console query in 4.7 ms on the lite data, and scores 98-99 (performance) and 100 (accessibility, best practice, SEO) in Lighthouse audits of four pages.</w:t>
       </w:r>
     </w:p>
     <w:p>
